--- a/public/cv-templates/executive.docx
+++ b/public/cv-templates/executive.docx
@@ -16,7 +16,7 @@
           <w:sz w:val="60"/>
           <w:szCs w:val="60"/>
         </w:rPr>
-        <w:t xml:space="preserve">MARGARET AKELLO OPIO</w:t>
+        <w:t xml:space="preserve">[YOUR FULL NAME]</w:t>
       </w:r>
     </w:p>
     <w:p>
@@ -27,13 +27,11 @@
       <w:r>
         <w:rPr>
           <w:rFonts w:ascii="Calibri" w:cs="Calibri" w:eastAsia="Calibri" w:hAnsi="Calibri"/>
-          <w:b w:val="false"/>
-          <w:bCs w:val="false"/>
           <w:color w:val="C9A84C"/>
           <w:sz w:val="26"/>
           <w:szCs w:val="26"/>
         </w:rPr>
-        <w:t xml:space="preserve">COUNTRY DIRECTOR  |  CHIEF EXECUTIVE OFFICER</w:t>
+        <w:t xml:space="preserve">[TITLE]  |  [SECTOR]</w:t>
       </w:r>
     </w:p>
     <w:p>
@@ -48,7 +46,7 @@
           <w:sz w:val="20"/>
           <w:szCs w:val="20"/>
         </w:rPr>
-        <w:t xml:space="preserve">Kampala, Uganda   ·   +256 783 000 111   ·   margaret.opio@executive.ug   ·   linkedin.com/in/margaretopio</w:t>
+        <w:t xml:space="preserve">[City, Uganda]   ·   [+256 7XX XXX XXX]   ·   [your.email@domain.com]</w:t>
       </w:r>
     </w:p>
     <w:tbl>
@@ -147,11 +145,13 @@
             <w:r>
               <w:rPr>
                 <w:rFonts w:ascii="Calibri" w:cs="Calibri" w:eastAsia="Calibri" w:hAnsi="Calibri"/>
-                <w:color w:val="0D1B2A"/>
+                <w:i/>
+                <w:iCs/>
+                <w:color w:val="6B7280"/>
                 <w:sz w:val="22"/>
                 <w:szCs w:val="22"/>
               </w:rPr>
-              <w:t xml:space="preserve">Transformational leader with 18 years of senior management experience across the NGO, international development, and public sector in Uganda and East Africa. Former Country Director for two international organisations with combined annual budgets exceeding USD 24 million. Expert at building high-performing organisations, cultivating government and donor relationships, and delivering measurable development impact at scale. Board-level communicator and strategist with deep networks across Uganda's development ecosystem.</w:t>
+              <w:t xml:space="preserve">Write 4–5 sentences that capture your leadership identity, scale of responsibility, and signature achievements. This is your most important paragraph — it should immediately communicate seniority and impact. Include: total years of experience, budget/team size managed, key sectors, and 1–2 headline achievements. Example: 'Transformational leader with [X] years of senior management experience across [sectors]. Former Country Director for [organisation] with annual budget of USD [X] million. Expert at [core skill 1], [core skill 2], and [core skill 3].'</w:t>
             </w:r>
           </w:p>
         </w:tc>
@@ -225,7 +225,7 @@
                 <w:sz w:val="21"/>
                 <w:szCs w:val="21"/>
               </w:rPr>
-              <w:t xml:space="preserve">◆  Strategic Leadership</w:t>
+              <w:t xml:space="preserve">◆  [Strategic Leadership]</w:t>
             </w:r>
           </w:p>
           <w:p>
@@ -239,7 +239,7 @@
                 <w:sz w:val="21"/>
                 <w:szCs w:val="21"/>
               </w:rPr>
-              <w:t xml:space="preserve">◆  Organisational Development</w:t>
+              <w:t xml:space="preserve">◆  [Organisational Development]</w:t>
             </w:r>
           </w:p>
           <w:p>
@@ -253,7 +253,7 @@
                 <w:sz w:val="21"/>
                 <w:szCs w:val="21"/>
               </w:rPr>
-              <w:t xml:space="preserve">◆  Board Governance</w:t>
+              <w:t xml:space="preserve">◆  [Board Governance]</w:t>
             </w:r>
           </w:p>
         </w:tc>
@@ -277,7 +277,7 @@
                 <w:sz w:val="21"/>
                 <w:szCs w:val="21"/>
               </w:rPr>
-              <w:t xml:space="preserve">◆  Multi-Donor Fundraising</w:t>
+              <w:t xml:space="preserve">◆  [Multi-Donor Fundraising]</w:t>
             </w:r>
           </w:p>
           <w:p>
@@ -291,7 +291,7 @@
                 <w:sz w:val="21"/>
                 <w:szCs w:val="21"/>
               </w:rPr>
-              <w:t xml:space="preserve">◆  Government Relations</w:t>
+              <w:t xml:space="preserve">◆  [Government Relations]</w:t>
             </w:r>
           </w:p>
           <w:p>
@@ -305,7 +305,7 @@
                 <w:sz w:val="21"/>
                 <w:szCs w:val="21"/>
               </w:rPr>
-              <w:t xml:space="preserve">◆  Policy Advocacy</w:t>
+              <w:t xml:space="preserve">◆  [Policy Advocacy]</w:t>
             </w:r>
           </w:p>
         </w:tc>
@@ -329,7 +329,7 @@
                 <w:sz w:val="21"/>
                 <w:szCs w:val="21"/>
               </w:rPr>
-              <w:t xml:space="preserve">◆  Programme Design &amp; Delivery</w:t>
+              <w:t xml:space="preserve">◆  [Programme Design &amp; Delivery]</w:t>
             </w:r>
           </w:p>
           <w:p>
@@ -343,7 +343,7 @@
                 <w:sz w:val="21"/>
                 <w:szCs w:val="21"/>
               </w:rPr>
-              <w:t xml:space="preserve">◆  Financial Stewardship</w:t>
+              <w:t xml:space="preserve">◆  [Financial Stewardship]</w:t>
             </w:r>
           </w:p>
           <w:p>
@@ -357,7 +357,7 @@
                 <w:sz w:val="21"/>
                 <w:szCs w:val="21"/>
               </w:rPr>
-              <w:t xml:space="preserve">◆  Change Management</w:t>
+              <w:t xml:space="preserve">◆  [Change Management]</w:t>
             </w:r>
           </w:p>
         </w:tc>
@@ -406,7 +406,7 @@
           <w:sz w:val="28"/>
           <w:szCs w:val="28"/>
         </w:rPr>
-        <w:t xml:space="preserve">Country Director</w:t>
+        <w:t xml:space="preserve">[Current/Most Recent Title]</w:t>
       </w:r>
       <w:r>
         <w:rPr>
@@ -417,7 +417,7 @@
           <w:sz w:val="24"/>
           <w:szCs w:val="24"/>
         </w:rPr>
-        <w:t xml:space="preserve">   |   Save the Children International Uganda</w:t>
+        <w:t xml:space="preserve">   |   [Organisation Name]</w:t>
       </w:r>
     </w:p>
     <w:p>
@@ -431,7 +431,7 @@
           <w:sz w:val="20"/>
           <w:szCs w:val="20"/>
         </w:rPr>
-        <w:t xml:space="preserve">January 2018 – Present   |   Kampala, Uganda</w:t>
+        <w:t xml:space="preserve">[Month Year] – Present   |   [Location]</w:t>
       </w:r>
     </w:p>
     <w:p>
@@ -446,11 +446,13 @@
       <w:r>
         <w:rPr>
           <w:rFonts w:ascii="Calibri" w:cs="Calibri" w:eastAsia="Calibri" w:hAnsi="Calibri"/>
-          <w:color w:val="0D1B2A"/>
-          <w:sz w:val="21"/>
-          <w:szCs w:val="21"/>
-        </w:rPr>
-        <w:t xml:space="preserve">Provide strategic and operational leadership to a 280-person organisation with a USD 18 million annual portfolio spanning child protection, education, nutrition, and humanitarian response across 14 districts.</w:t>
+          <w:i/>
+          <w:iCs/>
+          <w:color w:val="6B7280"/>
+          <w:sz w:val="21"/>
+          <w:szCs w:val="21"/>
+        </w:rPr>
+        <w:t xml:space="preserve">Describe your highest-level strategic responsibility — organisation size, budget, geographic scope.</w:t>
       </w:r>
     </w:p>
     <w:p>
@@ -465,11 +467,13 @@
       <w:r>
         <w:rPr>
           <w:rFonts w:ascii="Calibri" w:cs="Calibri" w:eastAsia="Calibri" w:hAnsi="Calibri"/>
-          <w:color w:val="0D1B2A"/>
-          <w:sz w:val="21"/>
-          <w:szCs w:val="21"/>
-        </w:rPr>
-        <w:t xml:space="preserve">Cultivated government partnerships at Cabinet and Permanent Secretary level, securing USD 3.2 million in co-funding commitments from the Ministry of Education and Ministry of Health.</w:t>
+          <w:i/>
+          <w:iCs/>
+          <w:color w:val="6B7280"/>
+          <w:sz w:val="21"/>
+          <w:szCs w:val="21"/>
+        </w:rPr>
+        <w:t xml:space="preserve">Describe a major stakeholder relationship or partnership you built at senior level.</w:t>
       </w:r>
     </w:p>
     <w:p>
@@ -484,11 +488,13 @@
       <w:r>
         <w:rPr>
           <w:rFonts w:ascii="Calibri" w:cs="Calibri" w:eastAsia="Calibri" w:hAnsi="Calibri"/>
-          <w:color w:val="0D1B2A"/>
-          <w:sz w:val="21"/>
-          <w:szCs w:val="21"/>
-        </w:rPr>
-        <w:t xml:space="preserve">Led organisational restructuring in 2021 that reduced operational costs by 19% while increasing programme reach by 41% — recognised by Save the Children International as a best-practice case study.</w:t>
+          <w:i/>
+          <w:iCs/>
+          <w:color w:val="6B7280"/>
+          <w:sz w:val="21"/>
+          <w:szCs w:val="21"/>
+        </w:rPr>
+        <w:t xml:space="preserve">Describe a significant organisational change or transformation you led.</w:t>
       </w:r>
     </w:p>
     <w:p>
@@ -503,11 +509,13 @@
       <w:r>
         <w:rPr>
           <w:rFonts w:ascii="Calibri" w:cs="Calibri" w:eastAsia="Calibri" w:hAnsi="Calibri"/>
-          <w:color w:val="0D1B2A"/>
-          <w:sz w:val="21"/>
-          <w:szCs w:val="21"/>
-        </w:rPr>
-        <w:t xml:space="preserve">Chaired the Country Senior Leadership Team and served on the East Africa Regional Advisory Board, contributing to organisational strategy across 8 countries.</w:t>
+          <w:i/>
+          <w:iCs/>
+          <w:color w:val="6B7280"/>
+          <w:sz w:val="21"/>
+          <w:szCs w:val="21"/>
+        </w:rPr>
+        <w:t xml:space="preserve">Describe your board/advisory responsibilities.</w:t>
       </w:r>
     </w:p>
     <w:p>
@@ -522,11 +530,13 @@
       <w:r>
         <w:rPr>
           <w:rFonts w:ascii="Calibri" w:cs="Calibri" w:eastAsia="Calibri" w:hAnsi="Calibri"/>
-          <w:color w:val="0D1B2A"/>
-          <w:sz w:val="21"/>
-          <w:szCs w:val="21"/>
-        </w:rPr>
-        <w:t xml:space="preserve">Successfully secured new multi-year grants from ECHO, SIDA, and DFAT totalling USD 9.4 million during a highly competitive funding environment.</w:t>
+          <w:i/>
+          <w:iCs/>
+          <w:color w:val="6B7280"/>
+          <w:sz w:val="21"/>
+          <w:szCs w:val="21"/>
+        </w:rPr>
+        <w:t xml:space="preserve">Describe a major fundraising or resource mobilisation achievement with figures.</w:t>
       </w:r>
     </w:p>
     <w:p>
@@ -542,7 +552,7 @@
           <w:sz w:val="28"/>
           <w:szCs w:val="28"/>
         </w:rPr>
-        <w:t xml:space="preserve">Deputy Country Director — Programmes</w:t>
+        <w:t xml:space="preserve">[Previous Senior Title]</w:t>
       </w:r>
       <w:r>
         <w:rPr>
@@ -553,7 +563,7 @@
           <w:sz w:val="24"/>
           <w:szCs w:val="24"/>
         </w:rPr>
-        <w:t xml:space="preserve">   |   ActionAid Uganda</w:t>
+        <w:t xml:space="preserve">   |   [Organisation Name]</w:t>
       </w:r>
     </w:p>
     <w:p>
@@ -567,7 +577,7 @@
           <w:sz w:val="20"/>
           <w:szCs w:val="20"/>
         </w:rPr>
-        <w:t xml:space="preserve">March 2013 – December 2017   |   Kampala, Uganda</w:t>
+        <w:t xml:space="preserve">[Month Year] – [Month Year]   |   [Location]</w:t>
       </w:r>
     </w:p>
     <w:p>
@@ -582,11 +592,13 @@
       <w:r>
         <w:rPr>
           <w:rFonts w:ascii="Calibri" w:cs="Calibri" w:eastAsia="Calibri" w:hAnsi="Calibri"/>
-          <w:color w:val="0D1B2A"/>
-          <w:sz w:val="21"/>
-          <w:szCs w:val="21"/>
-        </w:rPr>
-        <w:t xml:space="preserve">Oversaw programme portfolio of USD 6 million spanning women's rights, food security, and civic engagement in 8 districts.</w:t>
+          <w:i/>
+          <w:iCs/>
+          <w:color w:val="6B7280"/>
+          <w:sz w:val="21"/>
+          <w:szCs w:val="21"/>
+        </w:rPr>
+        <w:t xml:space="preserve">Describe your programme or operational portfolio in this role.</w:t>
       </w:r>
     </w:p>
     <w:p>
@@ -601,11 +613,13 @@
       <w:r>
         <w:rPr>
           <w:rFonts w:ascii="Calibri" w:cs="Calibri" w:eastAsia="Calibri" w:hAnsi="Calibri"/>
-          <w:color w:val="0D1B2A"/>
-          <w:sz w:val="21"/>
-          <w:szCs w:val="21"/>
-        </w:rPr>
-        <w:t xml:space="preserve">Built strategic alliance with the Uganda Human Rights Commission that enabled joint advocacy on women's land rights, reaching 320,000 rural women.</w:t>
+          <w:i/>
+          <w:iCs/>
+          <w:color w:val="6B7280"/>
+          <w:sz w:val="21"/>
+          <w:szCs w:val="21"/>
+        </w:rPr>
+        <w:t xml:space="preserve">Describe a strategic alliance or initiative you built.</w:t>
       </w:r>
     </w:p>
     <w:p>
@@ -620,11 +634,13 @@
       <w:r>
         <w:rPr>
           <w:rFonts w:ascii="Calibri" w:cs="Calibri" w:eastAsia="Calibri" w:hAnsi="Calibri"/>
-          <w:color w:val="0D1B2A"/>
-          <w:sz w:val="21"/>
-          <w:szCs w:val="21"/>
-        </w:rPr>
-        <w:t xml:space="preserve">Developed and launched a flagship Youth Leadership Programme that trained 1,200 young community leaders across Northern Uganda.</w:t>
+          <w:i/>
+          <w:iCs/>
+          <w:color w:val="6B7280"/>
+          <w:sz w:val="21"/>
+          <w:szCs w:val="21"/>
+        </w:rPr>
+        <w:t xml:space="preserve">Describe a flagship programme or project you launched.</w:t>
       </w:r>
     </w:p>
     <w:p>
@@ -670,21 +686,21 @@
           <w:sz w:val="22"/>
           <w:szCs w:val="22"/>
         </w:rPr>
-        <w:t xml:space="preserve">Master of Arts in Development Studies</w:t>
-      </w:r>
-      <w:r>
-        <w:rPr>
-          <w:rFonts w:ascii="Calibri" w:cs="Calibri" w:eastAsia="Calibri" w:hAnsi="Calibri"/>
-          <w:color w:val="6B7280"/>
-          <w:sz w:val="21"/>
-          <w:szCs w:val="21"/>
-        </w:rPr>
-        <w:t xml:space="preserve">   —   Institute of Social Studies, The Hague, Netherlands (2009)</w:t>
-      </w:r>
-    </w:p>
-    <w:p>
-      <w:pPr>
-        <w:spacing w:after="20" w:before="60"/>
+        <w:t xml:space="preserve">[Master's Degree Name]</w:t>
+      </w:r>
+      <w:r>
+        <w:rPr>
+          <w:rFonts w:ascii="Calibri" w:cs="Calibri" w:eastAsia="Calibri" w:hAnsi="Calibri"/>
+          <w:color w:val="6B7280"/>
+          <w:sz w:val="21"/>
+          <w:szCs w:val="21"/>
+        </w:rPr>
+        <w:t xml:space="preserve">   —   [University Name], [Country] ([Year])</w:t>
+      </w:r>
+    </w:p>
+    <w:p>
+      <w:pPr>
+        <w:spacing w:after="20" w:before="80"/>
       </w:pPr>
       <w:r>
         <w:rPr>
@@ -695,21 +711,21 @@
           <w:sz w:val="22"/>
           <w:szCs w:val="22"/>
         </w:rPr>
-        <w:t xml:space="preserve">Bachelor of Arts in Social Sciences (Hons)</w:t>
-      </w:r>
-      <w:r>
-        <w:rPr>
-          <w:rFonts w:ascii="Calibri" w:cs="Calibri" w:eastAsia="Calibri" w:hAnsi="Calibri"/>
-          <w:color w:val="6B7280"/>
-          <w:sz w:val="21"/>
-          <w:szCs w:val="21"/>
-        </w:rPr>
-        <w:t xml:space="preserve">   —   Makerere University (2005)  |  Upper Second Class</w:t>
-      </w:r>
-    </w:p>
-    <w:p>
-      <w:pPr>
-        <w:spacing w:after="20" w:before="60"/>
+        <w:t xml:space="preserve">[Bachelor's Degree Name]</w:t>
+      </w:r>
+      <w:r>
+        <w:rPr>
+          <w:rFonts w:ascii="Calibri" w:cs="Calibri" w:eastAsia="Calibri" w:hAnsi="Calibri"/>
+          <w:color w:val="6B7280"/>
+          <w:sz w:val="21"/>
+          <w:szCs w:val="21"/>
+        </w:rPr>
+        <w:t xml:space="preserve">   —   [University Name] ([Year])  |  [Classification]</w:t>
+      </w:r>
+    </w:p>
+    <w:p>
+      <w:pPr>
+        <w:spacing w:after="20" w:before="80"/>
       </w:pPr>
       <w:r>
         <w:rPr>
@@ -720,41 +736,60 @@
           <w:sz w:val="22"/>
           <w:szCs w:val="22"/>
         </w:rPr>
-        <w:t xml:space="preserve">Executive Leadership Programme</w:t>
-      </w:r>
-      <w:r>
-        <w:rPr>
-          <w:rFonts w:ascii="Calibri" w:cs="Calibri" w:eastAsia="Calibri" w:hAnsi="Calibri"/>
-          <w:color w:val="6B7280"/>
-          <w:sz w:val="21"/>
-          <w:szCs w:val="21"/>
-        </w:rPr>
-        <w:t xml:space="preserve">   —   INSEAD Africa Initiative (2020)</w:t>
-      </w:r>
-    </w:p>
-    <w:p>
-      <w:pPr>
-        <w:spacing w:after="20" w:before="60"/>
-      </w:pPr>
-      <w:r>
-        <w:rPr>
-          <w:rFonts w:ascii="Calibri" w:cs="Calibri" w:eastAsia="Calibri" w:hAnsi="Calibri"/>
-          <w:b/>
-          <w:bCs/>
-          <w:color w:val="0D1B2A"/>
+        <w:t xml:space="preserve">[Executive Programme Name]</w:t>
+      </w:r>
+      <w:r>
+        <w:rPr>
+          <w:rFonts w:ascii="Calibri" w:cs="Calibri" w:eastAsia="Calibri" w:hAnsi="Calibri"/>
+          <w:color w:val="6B7280"/>
+          <w:sz w:val="21"/>
+          <w:szCs w:val="21"/>
+        </w:rPr>
+        <w:t xml:space="preserve">   —   [Institution] ([Year])</w:t>
+      </w:r>
+    </w:p>
+    <w:p>
+      <w:pPr>
+        <w:spacing w:after="80" w:before="0"/>
+      </w:pPr>
+      <w:r>
+        <w:rPr>
+          <w:rFonts w:ascii="Calibri" w:cs="Calibri" w:eastAsia="Calibri" w:hAnsi="Calibri"/>
           <w:sz w:val="22"/>
           <w:szCs w:val="22"/>
         </w:rPr>
-        <w:t xml:space="preserve">Senior Management in International Organisations</w:t>
-      </w:r>
-      <w:r>
-        <w:rPr>
-          <w:rFonts w:ascii="Calibri" w:cs="Calibri" w:eastAsia="Calibri" w:hAnsi="Calibri"/>
-          <w:color w:val="6B7280"/>
-          <w:sz w:val="21"/>
-          <w:szCs w:val="21"/>
-        </w:rPr>
-        <w:t xml:space="preserve">   —   University of Geneva (2016)</w:t>
+        <w:t xml:space="preserve"/>
+      </w:r>
+    </w:p>
+    <w:p>
+      <w:pPr>
+        <w:spacing w:after="80" w:before="0"/>
+      </w:pPr>
+      <w:r>
+        <w:rPr>
+          <w:rFonts w:ascii="Calibri" w:cs="Calibri" w:eastAsia="Calibri" w:hAnsi="Calibri"/>
+          <w:b/>
+          <w:bCs/>
+          <w:caps/>
+          <w:color w:val="0D1B2A"/>
+          <w:sz w:val="24"/>
+          <w:szCs w:val="24"/>
+        </w:rPr>
+        <w:t xml:space="preserve">BOARD &amp; ADVISORY ROLES</w:t>
+      </w:r>
+    </w:p>
+    <w:p>
+      <w:pPr>
+        <w:spacing w:before="60"/>
+      </w:pPr>
+      <w:r>
+        <w:rPr>
+          <w:rFonts w:ascii="Calibri" w:cs="Calibri" w:eastAsia="Calibri" w:hAnsi="Calibri"/>
+          <w:color w:val="0D1B2A"/>
+          <w:sz w:val="21"/>
+          <w:szCs w:val="21"/>
+        </w:rPr>
+        <w:t xml:space="preserve">[Board/Advisory Role 1]  ([Year]–Present)   |   [Board/Advisory Role 2]  ([Year]–Present)   |   [Board/Advisory Role 3]  ([Year]–Present)</w:t>
       </w:r>
     </w:p>
     <w:p>
@@ -784,50 +819,6 @@
           <w:sz w:val="24"/>
           <w:szCs w:val="24"/>
         </w:rPr>
-        <w:t xml:space="preserve">BOARD &amp; ADVISORY ROLES</w:t>
-      </w:r>
-    </w:p>
-    <w:p>
-      <w:pPr>
-        <w:spacing w:before="60"/>
-      </w:pPr>
-      <w:r>
-        <w:rPr>
-          <w:rFonts w:ascii="Calibri" w:cs="Calibri" w:eastAsia="Calibri" w:hAnsi="Calibri"/>
-          <w:color w:val="0D1B2A"/>
-          <w:sz w:val="21"/>
-          <w:szCs w:val="21"/>
-        </w:rPr>
-        <w:t xml:space="preserve">Board Member, Uganda National NGO Forum  (2019 – Present)   |   Advisory Board, Makerere University School of Social Sciences  (2020 – Present)   |   Member, UN Country Team Gender Theme Group, Uganda  (2018 – Present)</w:t>
-      </w:r>
-    </w:p>
-    <w:p>
-      <w:pPr>
-        <w:spacing w:after="80" w:before="0"/>
-      </w:pPr>
-      <w:r>
-        <w:rPr>
-          <w:rFonts w:ascii="Calibri" w:cs="Calibri" w:eastAsia="Calibri" w:hAnsi="Calibri"/>
-          <w:sz w:val="22"/>
-          <w:szCs w:val="22"/>
-        </w:rPr>
-        <w:t xml:space="preserve"/>
-      </w:r>
-    </w:p>
-    <w:p>
-      <w:pPr>
-        <w:spacing w:after="80" w:before="0"/>
-      </w:pPr>
-      <w:r>
-        <w:rPr>
-          <w:rFonts w:ascii="Calibri" w:cs="Calibri" w:eastAsia="Calibri" w:hAnsi="Calibri"/>
-          <w:b/>
-          <w:bCs/>
-          <w:caps/>
-          <w:color w:val="0D1B2A"/>
-          <w:sz w:val="24"/>
-          <w:szCs w:val="24"/>
-        </w:rPr>
         <w:t xml:space="preserve">REFEREES</w:t>
       </w:r>
     </w:p>
@@ -842,7 +833,7 @@
           <w:sz w:val="21"/>
           <w:szCs w:val="21"/>
         </w:rPr>
-        <w:t xml:space="preserve">Mr. John Wasswa — Regional Director East Africa, Save the Children | j.wasswa@savethechildren.org | +254 700 000 111</w:t>
+        <w:t xml:space="preserve">[Referee Name] — [Title], [Organisation] | [email] | [phone]</w:t>
       </w:r>
     </w:p>
     <w:p>
@@ -856,7 +847,7 @@
           <w:sz w:val="21"/>
           <w:szCs w:val="21"/>
         </w:rPr>
-        <w:t xml:space="preserve">Dr. Faith Nakagwa — Executive Director, ActionAid Uganda | f.nakagwa@actionaid.org | +256 414 000 222</w:t>
+        <w:t xml:space="preserve">[Referee Name] — [Title], [Organisation] | [email] | [phone]</w:t>
       </w:r>
     </w:p>
     <w:sectPr>
@@ -1038,7 +1029,7 @@
     <w:lvl w:ilvl="0" w15:tentative="1">
       <w:start w:val="1"/>
       <w:numFmt w:val="bullet"/>
-      <w:lvlText w:val="▪"/>
+      <w:lvlText w:val="•"/>
       <w:lvlJc w:val="left"/>
       <w:pPr>
         <w:ind w:left="720" w:hanging="360"/>
